--- a/xoExam Development Brief 05-21-2026 v0.1.9.docx
+++ b/xoExam Development Brief 05-21-2026 v0.1.9.docx
@@ -208,6 +208,53 @@
         <w:pStyle w:val="Heading2"/>
       </w:pPr>
       <w:r>
+        <w:t xml:space="preserve">Repository housekeeping</w:t>
+      </w:r>
+    </w:p>
+    <w:p>
+      <w:pPr/>
+      <w:r>
+        <w:t xml:space="preserve">During the v0.1.9 release we also did three pieces of repo cleanup that affect anyone working from the codebase:</w:t>
+      </w:r>
+    </w:p>
+    <w:p>
+      <w:pPr>
+        <w:numPr>
+          <w:ilvl w:val="0"/>
+          <w:numId w:val="1"/>
+        </w:numPr>
+      </w:pPr>
+      <w:r>
+        <w:t xml:space="preserve">Consolidated to a single HTML entry point — index.html. The project previously carried two parallel files (index.html and xoExam Prototype.html) that had to be kept in sync manually. Drift between them caused a deployment bug during this release. The duplicate has been retired; index.html is now the sole entry point and source of truth.</w:t>
+      </w:r>
+    </w:p>
+    <w:p>
+      <w:pPr>
+        <w:numPr>
+          <w:ilvl w:val="0"/>
+          <w:numId w:val="1"/>
+        </w:numPr>
+      </w:pPr>
+      <w:r>
+        <w:t xml:space="preserve">Codified the document versioning rule in CLAUDE.md and README.md. Versioned files (handoff spec, per-release briefs, dist folders) are kept as a documentary trail; living files (CLAUDE.md, README.md, the cumulative brief) are updated in place.</w:t>
+      </w:r>
+    </w:p>
+    <w:p>
+      <w:pPr>
+        <w:numPr>
+          <w:ilvl w:val="0"/>
+          <w:numId w:val="1"/>
+        </w:numPr>
+      </w:pPr>
+      <w:r>
+        <w:t xml:space="preserve">README.md updated to reflect v0.1.9 status — 4 of 19 tests at clinical fidelity, current handoff doc references bumped.</w:t>
+      </w:r>
+    </w:p>
+    <w:p>
+      <w:pPr>
+        <w:pStyle w:val="Heading2"/>
+      </w:pPr>
+      <w:r>
         <w:t xml:space="preserve">Engineering partnership update</w:t>
       </w:r>
     </w:p>
@@ -319,6 +366,17 @@
         </w:numPr>
       </w:pPr>
       <w:r>
+        <w:t xml:space="preserve">components/TestSelection.jsx (test catalog entry renamed Aberrometer Exam → Wavefront Aberrometry)</w:t>
+      </w:r>
+    </w:p>
+    <w:p>
+      <w:pPr>
+        <w:numPr>
+          <w:ilvl w:val="0"/>
+          <w:numId w:val="1"/>
+        </w:numPr>
+      </w:pPr>
+      <w:r>
         <w:t xml:space="preserve">briefs/WavefrontAberrometry_Clinical_Spec_v2.md (new)</w:t>
       </w:r>
     </w:p>
@@ -330,7 +388,29 @@
         </w:numPr>
       </w:pPr>
       <w:r>
-        <w:t xml:space="preserve">xoExam Prototype.html (script tag added, routing updated, title bumped)</w:t>
+        <w:t xml:space="preserve">index.html (script tag added, routing updated, title bumped to v0.1.9)</w:t>
+      </w:r>
+    </w:p>
+    <w:p>
+      <w:pPr>
+        <w:numPr>
+          <w:ilvl w:val="0"/>
+          <w:numId w:val="1"/>
+        </w:numPr>
+      </w:pPr>
+      <w:r>
+        <w:t xml:space="preserve">xoExam Prototype.html (retired — content consolidated into index.html)</w:t>
+      </w:r>
+    </w:p>
+    <w:p>
+      <w:pPr>
+        <w:numPr>
+          <w:ilvl w:val="0"/>
+          <w:numId w:val="1"/>
+        </w:numPr>
+      </w:pPr>
+      <w:r>
+        <w:t xml:space="preserve">manifest.json (start_url updated to /index.html)</w:t>
       </w:r>
     </w:p>
     <w:p>
@@ -352,18 +432,18 @@
         </w:numPr>
       </w:pPr>
       <w:r>
-        <w:t xml:space="preserve">CLAUDE.md (version log appended, test stream status updated, document versioning rule codified)</w:t>
-      </w:r>
-    </w:p>
-    <w:p>
-      <w:pPr>
-        <w:numPr>
-          <w:ilvl w:val="0"/>
-          <w:numId w:val="1"/>
-        </w:numPr>
-      </w:pPr>
-      <w:r>
-        <w:t xml:space="preserve">README.md (status bumped to v0.1.9, doc versioning rule documented)</w:t>
+        <w:t xml:space="preserve">CLAUDE.md (version log appended, test stream status updated, document versioning rule codified, references to retired xoExam Prototype.html updated to index.html)</w:t>
+      </w:r>
+    </w:p>
+    <w:p>
+      <w:pPr>
+        <w:numPr>
+          <w:ilvl w:val="0"/>
+          <w:numId w:val="1"/>
+        </w:numPr>
+      </w:pPr>
+      <w:r>
+        <w:t xml:space="preserve">README.md (status bumped to v0.1.9, doc versioning rule documented, entry point reference updated)</w:t>
       </w:r>
     </w:p>
     <w:p>
@@ -386,6 +466,17 @@
       </w:pPr>
       <w:r>
         <w:t xml:space="preserve">xoExam Development Brief 05-21-2026 v0.1.9.docx (new, this document)</w:t>
+      </w:r>
+    </w:p>
+    <w:p>
+      <w:pPr>
+        <w:numPr>
+          <w:ilvl w:val="0"/>
+          <w:numId w:val="1"/>
+        </w:numPr>
+      </w:pPr>
+      <w:r>
+        <w:t xml:space="preserve">xoExam Development Brief.docx (cumulative, v0.1.9 entry appended)</w:t>
       </w:r>
     </w:p>
     <w:p>
